--- a/proactive-english-c1-sy/out/PE-C1-BK1-SY_Unit12_AnswerKey.docx
+++ b/proactive-english-c1-sy/out/PE-C1-BK1-SY_Unit12_AnswerKey.docx
@@ -34655,7 +34655,7 @@
                 <w:sz w:val="22"/>
                 <w:szCs w:val="22"/>
               </w:rPr>
-              <w:t xml:space="preserve">This is the last mediation in Book 1 and the two parties are the same person, which is what makes it the hardest of the eight.</w:t>
+              <w:t xml:space="preserve">This is the twelfth and last mediation in Book 1 and the two parties are the same person, which is what makes it the hardest of the twelve.</w:t>
             </w:r>
             <w:r>
               <w:rPr>
@@ -40641,7 +40641,7 @@
                 <w:sz w:val="22"/>
                 <w:szCs w:val="22"/>
               </w:rPr>
-              <w:t xml:space="preserve">Twelve units, eighty-four cycles, eight mediations, six essays and six Part 2 tasks, fifteen tracks a unit, one hundred and forty-four phrasal verbs and one hundred and eight word-formation sets declared and not repeated.</w:t>
+              <w:t xml:space="preserve">Twelve units, eighty-four cycles, twelve mediations, six essays and six Part 2 tasks, fifteen tracks a unit, one hundred and forty-four phrasal verbs and one hundred and eight word-formation sets declared and not repeated.</w:t>
             </w:r>
             <w:r>
               <w:rPr>
